--- a/Assignment_2_Documentation.docx
+++ b/Assignment_2_Documentation.docx
@@ -1036,7 +1036,7 @@
                 <w:sz w:val="20"/>
                 <w:shd w:fill="auto" w:val="clear"/>
               </w:rPr>
-              <w:t xml:space="preserve">Heart Disease Prediction System (4 input attributes, Kaggle data)</w:t>
+              <w:t xml:space="preserve">Heart Disease Prediction System (4 input attributes, UCI data)</w:t>
             </w:r>
           </w:p>
         </w:tc>
@@ -1207,7 +1207,6 @@
                 <w:color w:val="auto"/>
                 <w:spacing w:val="0"/>
                 <w:position w:val="0"/>
-                <w:sz w:val="22"/>
                 <w:shd w:fill="auto" w:val="clear"/>
               </w:rPr>
             </w:pPr>
@@ -1218,7 +1217,7 @@
                   <w:color w:val="0000FF"/>
                   <w:spacing w:val="0"/>
                   <w:position w:val="0"/>
-                  <w:sz w:val="22"/>
+                  <w:sz w:val="20"/>
                   <w:u w:val="single"/>
                   <w:shd w:fill="auto" w:val="clear"/>
                 </w:rPr>
@@ -3558,7 +3557,7 @@
           <w:sz w:val="26"/>
           <w:shd w:fill="auto" w:val="clear"/>
         </w:rPr>
-        <w:t xml:space="preserve">3.1 Step 1: Data collection (download from Kaggle)</w:t>
+        <w:t xml:space="preserve">3.1 Step 1: Data collection (download from UCI)</w:t>
       </w:r>
     </w:p>
     <w:p>
@@ -3601,7 +3600,7 @@
             <w:u w:val="single"/>
             <w:shd w:fill="auto" w:val="clear"/>
           </w:rPr>
-          <w:t xml:space="preserve">https://www.kaggle.com</w:t>
+          <w:t xml:space="preserve">https://archive.ics.uci.edu/dataset/45/heart+disease</w:t>
         </w:r>
       </w:hyperlink>
       <w:r>
@@ -3613,7 +3612,7 @@
           <w:sz w:val="22"/>
           <w:shd w:fill="auto" w:val="clear"/>
         </w:rPr>
-        <w:t xml:space="preserve"> and sign in (or create a free account).</w:t>
+        <w:t xml:space="preserve"> (UCI Machine Learning Repository, Heart Disease dataset).</w:t>
       </w:r>
     </w:p>
     <w:p>
@@ -3643,32 +3642,7 @@
           <w:sz w:val="22"/>
           <w:shd w:fill="auto" w:val="clear"/>
         </w:rPr>
-        <w:t xml:space="preserve">Search for the "Heart Disease" dataset (Cleveland data, file heart.csv, 303 rows) or open </w:t>
-      </w:r>
-      <w:hyperlink xmlns:r="http://schemas.openxmlformats.org/officeDocument/2006/relationships" r:id="docRId3">
-        <w:r>
-          <w:rPr>
-            <w:rFonts w:ascii="Calibri" w:hAnsi="Calibri" w:cs="Calibri" w:eastAsia="Calibri"/>
-            <w:color w:val="0000FF"/>
-            <w:spacing w:val="0"/>
-            <w:position w:val="0"/>
-            <w:sz w:val="22"/>
-            <w:u w:val="single"/>
-            <w:shd w:fill="auto" w:val="clear"/>
-          </w:rPr>
-          <w:t xml:space="preserve">https://www.kaggle.com/datasets/johnsmith88/heart-disease-dataset</w:t>
-        </w:r>
-      </w:hyperlink>
-      <w:r>
-        <w:rPr>
-          <w:rFonts w:ascii="Calibri" w:hAnsi="Calibri" w:cs="Calibri" w:eastAsia="Calibri"/>
-          <w:color w:val="auto"/>
-          <w:spacing w:val="0"/>
-          <w:position w:val="0"/>
-          <w:sz w:val="22"/>
-          <w:shd w:fill="auto" w:val="clear"/>
-        </w:rPr>
-        <w:t xml:space="preserve">.</w:t>
+        <w:t xml:space="preserve">Click the Download button on the right side to get heart+disease.zip and extract it.</w:t>
       </w:r>
     </w:p>
     <w:p>
@@ -3698,7 +3672,7 @@
           <w:sz w:val="22"/>
           <w:shd w:fill="auto" w:val="clear"/>
         </w:rPr>
-        <w:t xml:space="preserve">Click Download and extract the zip file to obtain heart.csv.</w:t>
+        <w:t xml:space="preserve">Use the file processed.cleveland.data (Cleveland database, 303 patients, no header row) and keep it as the original data.</w:t>
       </w:r>
     </w:p>
     <w:p>
@@ -3728,7 +3702,7 @@
           <w:sz w:val="22"/>
           <w:shd w:fill="auto" w:val="clear"/>
         </w:rPr>
-        <w:t xml:space="preserve">Keep the original file as heart-disease-original-cleveland.csv inside the project folder.</w:t>
+        <w:t xml:space="preserve">Add the 14 column names (age, sex, cp, trestbps, chol, fbs, restecg, thalach, exang, oldpeak, slope, ca, thal, num) and save it as heart-disease-original-cleveland.csv inside the project folder.</w:t>
       </w:r>
     </w:p>
     <w:p>
@@ -3754,7 +3728,7 @@
           <w:sz w:val="22"/>
           <w:shd w:fill="auto" w:val="clear"/>
         </w:rPr>
-        <w:t xml:space="preserve">The dataset has 303 patients, 13 input attributes and one outcome column. The original data is the Cleveland database of the UCI Heart Disease repository, which is also distributed on Kaggle.</w:t>
+        <w:t xml:space="preserve">The Cleveland file has 303 patients, 13 input attributes and one outcome column (num: 0 = no disease, 1 to 4 = disease). Missing values are written as ? (4 in ca and 2 in thal).</w:t>
       </w:r>
     </w:p>
     <w:tbl>
@@ -5655,7 +5629,7 @@
                 <w:sz w:val="20"/>
                 <w:shd w:fill="auto" w:val="clear"/>
               </w:rPr>
-              <w:t xml:space="preserve">target</w:t>
+              <w:t xml:space="preserve">num</w:t>
             </w:r>
           </w:p>
         </w:tc>
@@ -5697,7 +5671,7 @@
                 <w:sz w:val="20"/>
                 <w:shd w:fill="auto" w:val="clear"/>
               </w:rPr>
-              <w:t xml:space="preserve">Outcome (in this file 1 = no disease, 0 = disease)</w:t>
+              <w:t xml:space="preserve">Outcome (0 = no disease, 1 to 4 = disease)</w:t>
             </w:r>
           </w:p>
         </w:tc>
@@ -5739,7 +5713,7 @@
                 <w:sz w:val="20"/>
                 <w:shd w:fill="auto" w:val="clear"/>
               </w:rPr>
-              <w:t xml:space="preserve">Binary</w:t>
+              <w:t xml:space="preserve">Categorical</w:t>
             </w:r>
           </w:p>
         </w:tc>
@@ -5812,7 +5786,7 @@
           <w:sz w:val="22"/>
           <w:shd w:fill="auto" w:val="clear"/>
         </w:rPr>
-        <w:t xml:space="preserve">The assignment constraint is to select only 4 input attributes. Candidate attributes with a clear meaning were converted into text categories and every combination of four attributes was compared with 5-fold cross-validation using the same SVC model. The best combination (about 80% cross-validated accuracy) was selected.</w:t>
+        <w:t xml:space="preserve">The assignment constraint is to select only 4 input attributes. Candidate attributes with a clear meaning were converted into text categories and every combination of four attributes was compared with 5-fold cross-validation using the same SVC model. The selected combination gives about 78% cross-validated accuracy and every attribute has a clear medical meaning.</w:t>
       </w:r>
     </w:p>
     <w:tbl>
@@ -5908,7 +5882,7 @@
                 <w:sz w:val="20"/>
                 <w:shd w:fill="auto" w:val="clear"/>
               </w:rPr>
-              <w:t xml:space="preserve">Kaggle column</w:t>
+              <w:t xml:space="preserve">UCI column</w:t>
             </w:r>
           </w:p>
         </w:tc>
@@ -6646,7 +6620,7 @@
                 <w:sz w:val="20"/>
                 <w:shd w:fill="auto" w:val="clear"/>
               </w:rPr>
-              <w:t xml:space="preserve">0..3 mapped to words (invalid value 4 treated as 3)</w:t>
+              <w:t xml:space="preserve">0..3 mapped to words (Zero, One, Two, Three)</w:t>
             </w:r>
           </w:p>
         </w:tc>
@@ -6778,7 +6752,7 @@
                 <w:sz w:val="20"/>
                 <w:shd w:fill="auto" w:val="clear"/>
               </w:rPr>
-              <w:t xml:space="preserve">target</w:t>
+              <w:t xml:space="preserve">num</w:t>
             </w:r>
           </w:p>
         </w:tc>
@@ -6820,7 +6794,7 @@
                 <w:sz w:val="20"/>
                 <w:shd w:fill="auto" w:val="clear"/>
               </w:rPr>
-              <w:t xml:space="preserve">Flipped: Yes = disease present, No = absent</w:t>
+              <w:t xml:space="preserve">0 = No, 1 to 4 = Yes (disease present)</w:t>
             </w:r>
           </w:p>
         </w:tc>
@@ -6907,7 +6881,7 @@
           <w:sz w:val="22"/>
           <w:shd w:fill="auto" w:val="clear"/>
         </w:rPr>
-        <w:t xml:space="preserve">Important data note: in the Kaggle file, target = 1 means "no disease" (165 patients) and target = 0 means "disease" (138 patients). The label was therefore flipped so that HeartDisease = Yes means that disease is present.</w:t>
+        <w:t xml:space="preserve">Important data note: 6 patients have a missing value (?) in ca or thal. Because ca is one of the selected inputs, these 6 rows were removed, leaving 297 patients (137 with heart disease and 160 without). The output num was converted into a binary label: Yes when num is 1 to 4, otherwise No.</w:t>
       </w:r>
     </w:p>
     <w:p>
@@ -6962,7 +6936,7 @@
           <w:sz w:val="22"/>
           <w:shd w:fill="auto" w:val="clear"/>
         </w:rPr>
-        <w:t xml:space="preserve">The data had no missing values. The 4 attributes were converted to text labels (as in the Titanic file, where values such as First, Male, Zero are text) and the rows were shuffled once with a fixed seed so that the notebook can use the same 80/20 split (shuffle=False) as the Titanic notebook. The result was saved as sample-data.csv.</w:t>
+        <w:t xml:space="preserve">The 4 attributes were converted to text labels (as in the Titanic file, where values such as First, Male, Zero are text) and the 6 rows with missing values were removed. The result was saved as sample-data.csv (297 rows).</w:t>
       </w:r>
     </w:p>
     <w:tbl>
@@ -8331,9 +8305,9 @@
         <w:object w:dxaOrig="10080" w:dyaOrig="3618">
           <v:rect xmlns:o="urn:schemas-microsoft-com:office:office" xmlns:v="urn:schemas-microsoft-com:vml" id="rectole0000000000" style="width:504.000000pt;height:180.900000pt" o:preferrelative="t" o:ole="">
             <o:lock v:ext="edit"/>
-            <v:imagedata xmlns:r="http://schemas.openxmlformats.org/officeDocument/2006/relationships" r:id="docRId5" o:title=""/>
+            <v:imagedata xmlns:r="http://schemas.openxmlformats.org/officeDocument/2006/relationships" r:id="docRId4" o:title=""/>
           </v:rect>
-          <o:OLEObject xmlns:r="http://schemas.openxmlformats.org/officeDocument/2006/relationships" xmlns:o="urn:schemas-microsoft-com:office:office" Type="Embed" ProgID="StaticMetafile" DrawAspect="Content" ObjectID="0000000000" ShapeID="rectole0000000000" r:id="docRId4"/>
+          <o:OLEObject xmlns:r="http://schemas.openxmlformats.org/officeDocument/2006/relationships" xmlns:o="urn:schemas-microsoft-com:office:office" Type="Embed" ProgID="StaticMetafile" DrawAspect="Content" ObjectID="0000000000" ShapeID="rectole0000000000" r:id="docRId3"/>
         </w:object>
       </w:r>
     </w:p>
@@ -9156,7 +9130,7 @@
           <w:sz w:val="22"/>
           <w:shd w:fill="auto" w:val="clear"/>
         </w:rPr>
-        <w:t xml:space="preserve">Split the encoded data: 80% training (242 rows) and 20% testing (61 rows); saved as training-data-encoded.csv and testing-data-encoded.csv.</w:t>
+        <w:t xml:space="preserve">Split the encoded data: 80% training (237 rows) and 20% testing (60 rows) using the same train_test_split call as the Titanic notebook with random_state=0, plus shuffle=True and stratify on the output so that both parts keep the same share of patients with and without heart disease; saved as training-data-encoded.csv and testing-data-encoded.csv.</w:t>
       </w:r>
     </w:p>
     <w:p>
@@ -9386,9 +9360,9 @@
         <w:object w:dxaOrig="6840" w:dyaOrig="4517">
           <v:rect xmlns:o="urn:schemas-microsoft-com:office:office" xmlns:v="urn:schemas-microsoft-com:vml" id="rectole0000000001" style="width:342.000000pt;height:225.850000pt" o:preferrelative="t" o:ole="">
             <o:lock v:ext="edit"/>
-            <v:imagedata xmlns:r="http://schemas.openxmlformats.org/officeDocument/2006/relationships" r:id="docRId7" o:title=""/>
+            <v:imagedata xmlns:r="http://schemas.openxmlformats.org/officeDocument/2006/relationships" r:id="docRId6" o:title=""/>
           </v:rect>
-          <o:OLEObject xmlns:r="http://schemas.openxmlformats.org/officeDocument/2006/relationships" xmlns:o="urn:schemas-microsoft-com:office:office" Type="Embed" ProgID="StaticMetafile" DrawAspect="Content" ObjectID="0000000001" ShapeID="rectole0000000001" r:id="docRId6"/>
+          <o:OLEObject xmlns:r="http://schemas.openxmlformats.org/officeDocument/2006/relationships" xmlns:o="urn:schemas-microsoft-com:office:office" Type="Embed" ProgID="StaticMetafile" DrawAspect="Content" ObjectID="0000000001" ShapeID="rectole0000000001" r:id="docRId5"/>
         </w:object>
       </w:r>
     </w:p>
@@ -9471,7 +9445,7 @@
           <w:sz w:val="22"/>
           <w:shd w:fill="auto" w:val="clear"/>
         </w:rPr>
-        <w:t xml:space="preserve">The saved model was loaded and used to predict the 61 unseen test patients. The predictions were saved in model-predictions.csv and compared with the true labels.</w:t>
+        <w:t xml:space="preserve">The saved model was loaded and used to predict the 60 unseen test patients. The predictions were saved in model-predictions.csv and compared with the true labels.</w:t>
       </w:r>
     </w:p>
     <w:tbl>
@@ -9784,7 +9758,7 @@
                 <w:sz w:val="20"/>
                 <w:shd w:fill="auto" w:val="clear"/>
               </w:rPr>
-              <w:t xml:space="preserve">0.79</w:t>
+              <w:t xml:space="preserve">0.80</w:t>
             </w:r>
           </w:p>
         </w:tc>
@@ -9826,7 +9800,7 @@
                 <w:sz w:val="20"/>
                 <w:shd w:fill="auto" w:val="clear"/>
               </w:rPr>
-              <w:t xml:space="preserve">0.79</w:t>
+              <w:t xml:space="preserve">0.80</w:t>
             </w:r>
           </w:p>
         </w:tc>
@@ -9868,7 +9842,7 @@
                 <w:sz w:val="20"/>
                 <w:shd w:fill="auto" w:val="clear"/>
               </w:rPr>
-              <w:t xml:space="preserve">0.79</w:t>
+              <w:t xml:space="preserve">0.80</w:t>
             </w:r>
           </w:p>
         </w:tc>
@@ -9910,7 +9884,7 @@
                 <w:sz w:val="20"/>
                 <w:shd w:fill="auto" w:val="clear"/>
               </w:rPr>
-              <w:t xml:space="preserve">0.79</w:t>
+              <w:t xml:space="preserve">0.80</w:t>
             </w:r>
           </w:p>
         </w:tc>
@@ -10216,7 +10190,7 @@
                 <w:sz w:val="20"/>
                 <w:shd w:fill="auto" w:val="clear"/>
               </w:rPr>
-              <w:t xml:space="preserve">0.80</w:t>
+              <w:t xml:space="preserve">0.82</w:t>
             </w:r>
           </w:p>
         </w:tc>
@@ -10258,7 +10232,7 @@
                 <w:sz w:val="20"/>
                 <w:shd w:fill="auto" w:val="clear"/>
               </w:rPr>
-              <w:t xml:space="preserve">0.80</w:t>
+              <w:t xml:space="preserve">0.82</w:t>
             </w:r>
           </w:p>
         </w:tc>
@@ -10300,7 +10274,7 @@
                 <w:sz w:val="20"/>
                 <w:shd w:fill="auto" w:val="clear"/>
               </w:rPr>
-              <w:t xml:space="preserve">0.80</w:t>
+              <w:t xml:space="preserve">0.82</w:t>
             </w:r>
           </w:p>
         </w:tc>
@@ -10342,7 +10316,7 @@
                 <w:sz w:val="20"/>
                 <w:shd w:fill="auto" w:val="clear"/>
               </w:rPr>
-              <w:t xml:space="preserve">0.80</w:t>
+              <w:t xml:space="preserve">0.82</w:t>
             </w:r>
           </w:p>
         </w:tc>
@@ -10386,7 +10360,7 @@
           <w:sz w:val="22"/>
           <w:shd w:fill="auto" w:val="clear"/>
         </w:rPr>
-        <w:t xml:space="preserve">Confusion matrix of the deployed SVC: 24 healthy patients and 24 patients with heart disease were classified correctly; 8 healthy patients were wrongly flagged and 5 patients with disease were missed (recall for heart disease = 0.83).</w:t>
+        <w:t xml:space="preserve">Confusion matrix of the deployed SVC: 25 healthy patients and 23 patients with heart disease were classified correctly; 7 healthy patients were wrongly flagged and 5 patients with disease were missed (recall for heart disease = 0.82).</w:t>
       </w:r>
     </w:p>
     <w:p>
@@ -10407,9 +10381,9 @@
         <w:object w:dxaOrig="5940" w:dyaOrig="4716">
           <v:rect xmlns:o="urn:schemas-microsoft-com:office:office" xmlns:v="urn:schemas-microsoft-com:vml" id="rectole0000000002" style="width:297.000000pt;height:235.800000pt" o:preferrelative="t" o:ole="">
             <o:lock v:ext="edit"/>
-            <v:imagedata xmlns:r="http://schemas.openxmlformats.org/officeDocument/2006/relationships" r:id="docRId9" o:title=""/>
+            <v:imagedata xmlns:r="http://schemas.openxmlformats.org/officeDocument/2006/relationships" r:id="docRId8" o:title=""/>
           </v:rect>
-          <o:OLEObject xmlns:r="http://schemas.openxmlformats.org/officeDocument/2006/relationships" xmlns:o="urn:schemas-microsoft-com:office:office" Type="Embed" ProgID="StaticMetafile" DrawAspect="Content" ObjectID="0000000002" ShapeID="rectole0000000002" r:id="docRId8"/>
+          <o:OLEObject xmlns:r="http://schemas.openxmlformats.org/officeDocument/2006/relationships" xmlns:o="urn:schemas-microsoft-com:office:office" Type="Embed" ProgID="StaticMetafile" DrawAspect="Content" ObjectID="0000000002" ShapeID="rectole0000000002" r:id="docRId7"/>
         </w:object>
       </w:r>
     </w:p>
@@ -11254,7 +11228,7 @@
         </w:rPr>
         <w:t xml:space="preserve"># opens </w:t>
       </w:r>
-      <w:hyperlink xmlns:r="http://schemas.openxmlformats.org/officeDocument/2006/relationships" r:id="docRId10">
+      <w:hyperlink xmlns:r="http://schemas.openxmlformats.org/officeDocument/2006/relationships" r:id="docRId9">
         <w:r>
           <w:rPr>
             <w:rFonts w:ascii="Consolas" w:hAnsi="Consolas" w:cs="Consolas" w:eastAsia="Consolas"/>
@@ -11342,7 +11316,7 @@
         </w:rPr>
         <w:t xml:space="preserve">Create a free account at </w:t>
       </w:r>
-      <w:hyperlink xmlns:r="http://schemas.openxmlformats.org/officeDocument/2006/relationships" r:id="docRId11">
+      <w:hyperlink xmlns:r="http://schemas.openxmlformats.org/officeDocument/2006/relationships" r:id="docRId10">
         <w:r>
           <w:rPr>
             <w:rFonts w:ascii="Calibri" w:hAnsi="Calibri" w:cs="Calibri" w:eastAsia="Calibri"/>
@@ -11395,7 +11369,7 @@
           <w:sz w:val="22"/>
           <w:shd w:fill="auto" w:val="clear"/>
         </w:rPr>
-        <w:t xml:space="preserve">Click + (top right) &gt; New repository. Name it heart-disease-predictor, select Public and click Create repository.</w:t>
+        <w:t xml:space="preserve">Click + (top right) &gt; New repository. Name it HEART-DISEASE-PREDICTOR, select Public and click Create repository.</w:t>
       </w:r>
     </w:p>
     <w:p>
@@ -11457,7 +11431,7 @@
         </w:rPr>
         <w:t xml:space="preserve">Or upload with git from the project folder: git init, git add ., git commit -m "Heart disease predictor", git branch -M main, git remote add origin </w:t>
       </w:r>
-      <w:hyperlink xmlns:r="http://schemas.openxmlformats.org/officeDocument/2006/relationships" r:id="docRId12">
+      <w:hyperlink xmlns:r="http://schemas.openxmlformats.org/officeDocument/2006/relationships" r:id="docRId11">
         <w:r>
           <w:rPr>
             <w:rFonts w:ascii="Calibri" w:hAnsi="Calibri" w:cs="Calibri" w:eastAsia="Calibri"/>
@@ -11468,7 +11442,7 @@
             <w:u w:val="single"/>
             <w:shd w:fill="auto" w:val="clear"/>
           </w:rPr>
-          <w:t xml:space="preserve">https://github.com/YOUR-USERNAME/heart-disease-predictor.git</w:t>
+          <w:t xml:space="preserve">https://github.com/Hunain-Riasat/HEART-DISEASE-PREDICTOR.git</w:t>
         </w:r>
       </w:hyperlink>
       <w:r>
@@ -11571,7 +11545,7 @@
         </w:rPr>
         <w:t xml:space="preserve">Go to </w:t>
       </w:r>
-      <w:hyperlink xmlns:r="http://schemas.openxmlformats.org/officeDocument/2006/relationships" r:id="docRId13">
+      <w:hyperlink xmlns:r="http://schemas.openxmlformats.org/officeDocument/2006/relationships" r:id="docRId12">
         <w:r>
           <w:rPr>
             <w:rFonts w:ascii="Calibri" w:hAnsi="Calibri" w:cs="Calibri" w:eastAsia="Calibri"/>
@@ -11654,7 +11628,7 @@
           <w:sz w:val="22"/>
           <w:shd w:fill="auto" w:val="clear"/>
         </w:rPr>
-        <w:t xml:space="preserve">Repository: YOUR-USERNAME/heart-disease-predictor. Branch: main. Main file path: streamlit-app/app.py.</w:t>
+        <w:t xml:space="preserve">Repository: Hunain-Riasat/HEART-DISEASE-PREDICTOR. Branch: main. Main file path: streamlit-app/app.py.</w:t>
       </w:r>
     </w:p>
     <w:p>
@@ -11746,7 +11720,7 @@
         </w:rPr>
         <w:t xml:space="preserve">Copy the public URL (</w:t>
       </w:r>
-      <w:hyperlink xmlns:r="http://schemas.openxmlformats.org/officeDocument/2006/relationships" r:id="docRId14">
+      <w:hyperlink xmlns:r="http://schemas.openxmlformats.org/officeDocument/2006/relationships" r:id="docRId13">
         <w:r>
           <w:rPr>
             <w:rFonts w:ascii="Calibri" w:hAnsi="Calibri" w:cs="Calibri" w:eastAsia="Calibri"/>
@@ -12516,34 +12490,7 @@
           <w:sz w:val="22"/>
           <w:shd w:fill="auto" w:val="clear"/>
         </w:rPr>
-        <w:t xml:space="preserve">A complete end-to-end machine learning system was built for heart disease prediction by modifying the Titanic code while keeping exactly the same steps. Using only four input attributes (Gender, ExerciseAngina, STDepression, Vessels) from the Kaggle Heart Disease dataset, the Support Vector Classifier reached 79% accuracy on unseen data, with a recall of 83% for patients with heart disease. The model was packaged as a Streamlit web application and deployed on the cloud through GitHub. The system is an educational example and must not be used for real medical decisions.</w:t>
-      </w:r>
-    </w:p>
-    <w:p>
-      <w:pPr>
-        <w:spacing w:before="0" w:after="120" w:line="276"/>
-        <w:ind w:right="0" w:left="0" w:firstLine="0"/>
-        <w:jc w:val="center"/>
-        <w:rPr>
-          <w:rFonts w:ascii="Calibri" w:hAnsi="Calibri" w:cs="Calibri" w:eastAsia="Calibri"/>
-          <w:color w:val="auto"/>
-          <w:spacing w:val="0"/>
-          <w:position w:val="0"/>
-          <w:sz w:val="22"/>
-          <w:shd w:fill="auto" w:val="clear"/>
-        </w:rPr>
-      </w:pPr>
-      <w:r>
-        <w:rPr>
-          <w:rFonts w:ascii="Calibri" w:hAnsi="Calibri" w:cs="Calibri" w:eastAsia="Calibri"/>
-          <w:b/>
-          <w:color w:val="auto"/>
-          <w:spacing w:val="0"/>
-          <w:position w:val="0"/>
-          <w:sz w:val="24"/>
-          <w:shd w:fill="auto" w:val="clear"/>
-        </w:rPr>
-        <w:t xml:space="preserve">THE END.</w:t>
+        <w:t xml:space="preserve">A complete end-to-end machine learning system was built for heart disease prediction by modifying the Titanic code while keeping exactly the same steps. Using only four input attributes (Gender, ExerciseAngina, STDepression, Vessels) from the UCI Heart Disease dataset, the Support Vector Classifier reached 80% accuracy on unseen data, with a recall of 82% for patients with heart disease. The model was packaged as a Streamlit web application and deployed on the cloud through GitHub. The system is an educational example and must not be used for real medical decisions.</w:t>
       </w:r>
     </w:p>
   </w:body>
